--- a/docs/integration/InnBucks-Merchant-POS-Integration-Guide.docx
+++ b/docs/integration/InnBucks-Merchant-POS-Integration-Guide.docx
@@ -483,7 +483,7 @@
           <w:color w:val="1F2440"/>
           <w:sz w:val="26"/>
         </w:rPr>
-        <w:t>1.1 Endpoint reference at a glance</w:t>
+        <w:t>1.1 Base URL</w:t>
       </w:r>
     </w:p>
     <w:p>
@@ -498,7 +498,85 @@
           <w:color w:val="1F2937"/>
           <w:sz w:val="21"/>
         </w:rPr>
-        <w:t>All paths in this guide are relative to the gateway base URL. Send every authenticated request with the Authorization header you receive from /auth/login.</w:t>
+        <w:t>Every endpoint in this guide lives under a single base URL. Prepend it to every path the document shows.</w:t>
+      </w:r>
+    </w:p>
+    <w:tbl>
+      <w:tblPr>
+        <w:tblW w:type="auto" w:w="0"/>
+        <w:tblLayout w:type="autofit"/>
+        <w:tblLook w:firstColumn="1" w:firstRow="1" w:lastColumn="0" w:lastRow="0" w:noHBand="0" w:noVBand="1" w:val="04A0"/>
+      </w:tblPr>
+      <w:tblGrid>
+        <w:gridCol w:w="9746"/>
+      </w:tblGrid>
+      <w:tr>
+        <w:tc>
+          <w:tcPr>
+            <w:tcW w:type="dxa" w:w="9746"/>
+            <w:shd w:fill="F3F4F6"/>
+          </w:tcPr>
+          <w:p>
+            <w:pPr>
+              <w:spacing w:before="0" w:after="0"/>
+            </w:pPr>
+            <w:r/>
+            <w:r>
+              <w:rPr>
+                <w:rFonts w:ascii="Consolas" w:hAnsi="Consolas"/>
+                <w:b w:val="0"/>
+                <w:i w:val="0"/>
+                <w:color w:val="1F2937"/>
+                <w:sz w:val="18"/>
+              </w:rPr>
+              <w:t>https://dtx.innbucks.co.zw</w:t>
+            </w:r>
+          </w:p>
+        </w:tc>
+      </w:tr>
+    </w:tbl>
+    <w:p/>
+    <w:p>
+      <w:pPr>
+        <w:spacing w:after="120"/>
+      </w:pPr>
+      <w:r>
+        <w:rPr>
+          <w:rFonts w:ascii="Calibri" w:hAnsi="Calibri"/>
+          <w:b w:val="0"/>
+          <w:i w:val="0"/>
+          <w:color w:val="1F2937"/>
+          <w:sz w:val="21"/>
+        </w:rPr>
+        <w:t>Example: the login endpoint below is shown as POST /auth/login — the full URL is https://dtx.innbucks.co.zw/auth/login. The gateway terminates TLS, validates your JWT, and forwards the call to the matching service. No port, no path prefix per service — everything sits under that single hostname.</w:t>
+      </w:r>
+    </w:p>
+    <w:p>
+      <w:pPr>
+        <w:pStyle w:val="Heading2"/>
+      </w:pPr>
+      <w:r>
+        <w:rPr>
+          <w:rFonts w:ascii="Calibri" w:hAnsi="Calibri"/>
+          <w:color w:val="1F2440"/>
+          <w:sz w:val="26"/>
+        </w:rPr>
+        <w:t>1.2 Endpoint reference at a glance</w:t>
+      </w:r>
+    </w:p>
+    <w:p>
+      <w:pPr>
+        <w:spacing w:after="120"/>
+      </w:pPr>
+      <w:r>
+        <w:rPr>
+          <w:rFonts w:ascii="Calibri" w:hAnsi="Calibri"/>
+          <w:b w:val="0"/>
+          <w:i w:val="0"/>
+          <w:color w:val="1F2937"/>
+          <w:sz w:val="21"/>
+        </w:rPr>
+        <w:t>All paths are relative to the base URL above. Send every authenticated request with the Authorization header you receive from /auth/login.</w:t>
       </w:r>
     </w:p>
     <w:tbl>
@@ -1321,7 +1399,7 @@
                 <w:color w:val="1F2937"/>
                 <w:sz w:val="18"/>
               </w:rPr>
-              <w:t>POST /auth/login</w:t>
+              <w:t>POST https://dtx.innbucks.co.zw/auth/login</w:t>
             </w:r>
           </w:p>
           <w:p>
@@ -1859,7 +1937,7 @@
                 <w:color w:val="1F2937"/>
                 <w:sz w:val="18"/>
               </w:rPr>
-              <w:t>POST /loyalty/merchants</w:t>
+              <w:t>POST https://dtx.innbucks.co.zw/loyalty/merchants</w:t>
             </w:r>
           </w:p>
           <w:p>
@@ -2667,7 +2745,7 @@
                 <w:color w:val="1F2937"/>
                 <w:sz w:val="18"/>
               </w:rPr>
-              <w:t>POST /auth/customer/register</w:t>
+              <w:t>POST https://dtx.innbucks.co.zw/auth/customer/register</w:t>
             </w:r>
           </w:p>
           <w:p>
@@ -3107,7 +3185,7 @@
                 <w:color w:val="1F2937"/>
                 <w:sz w:val="18"/>
               </w:rPr>
-              <w:t>POST /payments/shop-checkout</w:t>
+              <w:t>POST https://dtx.innbucks.co.zw/payments/shop-checkout</w:t>
             </w:r>
           </w:p>
           <w:p>
@@ -4380,7 +4458,7 @@
                 <w:color w:val="1F2937"/>
                 <w:sz w:val="18"/>
               </w:rPr>
-              <w:t>GET /loyalty/vouchers/users/by-phone/+263771234567/active</w:t>
+              <w:t>GET  https://dtx.innbucks.co.zw/loyalty/vouchers/users/by-phone/+263771234567/active</w:t>
             </w:r>
           </w:p>
           <w:p>
@@ -4868,7 +4946,7 @@
                 <w:color w:val="1F2937"/>
                 <w:sz w:val="18"/>
               </w:rPr>
-              <w:t>POST /loyalty/vouchers/redeem</w:t>
+              <w:t>POST https://dtx.innbucks.co.zw/loyalty/vouchers/redeem</w:t>
             </w:r>
           </w:p>
           <w:p>
@@ -5463,7 +5541,7 @@
                 <w:color w:val="1F2937"/>
                 <w:sz w:val="18"/>
               </w:rPr>
-              <w:t>POST /loyalty/qr/consume</w:t>
+              <w:t>POST https://dtx.innbucks.co.zw/loyalty/qr/consume</w:t>
             </w:r>
           </w:p>
           <w:p>
@@ -5630,7 +5708,7 @@
                 <w:color w:val="1F2937"/>
                 <w:sz w:val="18"/>
               </w:rPr>
-              <w:t>POST /loyalty/vouchers/issue</w:t>
+              <w:t>POST https://dtx.innbucks.co.zw/loyalty/vouchers/issue</w:t>
             </w:r>
           </w:p>
           <w:p>
@@ -5817,7 +5895,7 @@
                 <w:color w:val="1F2937"/>
                 <w:sz w:val="18"/>
               </w:rPr>
-              <w:t>GET /loyalty/users/me/wallet</w:t>
+              <w:t>GET  https://dtx.innbucks.co.zw/loyalty/users/me/wallet</w:t>
             </w:r>
           </w:p>
           <w:p>
@@ -6718,7 +6796,7 @@
                 <w:color w:val="1F2937"/>
                 <w:sz w:val="18"/>
               </w:rPr>
-              <w:t>POST /auth/login</w:t>
+              <w:t>POST https://dtx.innbucks.co.zw/auth/login</w:t>
             </w:r>
           </w:p>
           <w:p>
@@ -6796,7 +6874,7 @@
                 <w:color w:val="1F2937"/>
                 <w:sz w:val="18"/>
               </w:rPr>
-              <w:t>POST /auth/customer/register</w:t>
+              <w:t>POST https://dtx.innbucks.co.zw/auth/customer/register</w:t>
             </w:r>
           </w:p>
           <w:p>
@@ -6889,7 +6967,7 @@
                 <w:color w:val="1F2937"/>
                 <w:sz w:val="18"/>
               </w:rPr>
-              <w:t>GET /loyalty/vouchers/users/by-phone/+263771234567/active</w:t>
+              <w:t>GET  https://dtx.innbucks.co.zw/loyalty/vouchers/users/by-phone/+263771234567/active</w:t>
             </w:r>
           </w:p>
           <w:p>
@@ -6967,7 +7045,7 @@
                 <w:color w:val="1F2937"/>
                 <w:sz w:val="18"/>
               </w:rPr>
-              <w:t>POST /loyalty/vouchers/redeem</w:t>
+              <w:t>POST https://dtx.innbucks.co.zw/loyalty/vouchers/redeem</w:t>
             </w:r>
           </w:p>
           <w:p>
@@ -7045,7 +7123,7 @@
                 <w:color w:val="1F2937"/>
                 <w:sz w:val="18"/>
               </w:rPr>
-              <w:t>POST /payments/shop-checkout</w:t>
+              <w:t>POST https://dtx.innbucks.co.zw/payments/shop-checkout</w:t>
             </w:r>
           </w:p>
           <w:p>
@@ -7150,7 +7228,7 @@
           <w:color w:val="1F2440"/>
           <w:sz w:val="36"/>
         </w:rPr>
-        <w:t>11. Base URLs and rollout</w:t>
+        <w:t>11. Base URL and rate limits</w:t>
       </w:r>
     </w:p>
     <w:p>
@@ -7165,211 +7243,38 @@
           <w:color w:val="1F2937"/>
           <w:sz w:val="21"/>
         </w:rPr>
-        <w:t>Two environments. Use sandbox for integration; switch the base URL to production at go-live.</w:t>
+        <w:t>The InnBucks gateway is the single entry point for everything in this guide:</w:t>
       </w:r>
     </w:p>
     <w:tbl>
       <w:tblPr>
-        <w:tblStyle w:val="LightGrid-Accent1"/>
         <w:tblW w:type="auto" w:w="0"/>
+        <w:tblLayout w:type="autofit"/>
         <w:tblLook w:firstColumn="1" w:firstRow="1" w:lastColumn="0" w:lastRow="0" w:noHBand="0" w:noVBand="1" w:val="04A0"/>
       </w:tblPr>
       <w:tblGrid>
-        <w:gridCol w:w="2436"/>
-        <w:gridCol w:w="2436"/>
-        <w:gridCol w:w="2436"/>
-        <w:gridCol w:w="2436"/>
+        <w:gridCol w:w="9746"/>
       </w:tblGrid>
       <w:tr>
         <w:tc>
           <w:tcPr>
-            <w:tcW w:type="dxa" w:w="2436"/>
-            <w:shd w:fill="E6ECF5"/>
+            <w:tcW w:type="dxa" w:w="9746"/>
+            <w:shd w:fill="F3F4F6"/>
           </w:tcPr>
           <w:p>
-            <w:r>
-              <w:rPr>
-                <w:b/>
-                <w:color w:val="1F2440"/>
-                <w:sz w:val="20"/>
-              </w:rPr>
-              <w:t>Method</w:t>
-            </w:r>
-          </w:p>
-        </w:tc>
-        <w:tc>
-          <w:tcPr>
-            <w:tcW w:type="dxa" w:w="2436"/>
-            <w:shd w:fill="E6ECF5"/>
-          </w:tcPr>
-          <w:p>
-            <w:r>
-              <w:rPr>
-                <w:b/>
-                <w:color w:val="1F2440"/>
-                <w:sz w:val="20"/>
-              </w:rPr>
-              <w:t>Path</w:t>
-            </w:r>
-          </w:p>
-        </w:tc>
-        <w:tc>
-          <w:tcPr>
-            <w:tcW w:type="dxa" w:w="2436"/>
-            <w:shd w:fill="E6ECF5"/>
-          </w:tcPr>
-          <w:p>
-            <w:r>
-              <w:rPr>
-                <w:b/>
-                <w:color w:val="1F2440"/>
-                <w:sz w:val="20"/>
-              </w:rPr>
-              <w:t>Purpose</w:t>
-            </w:r>
-          </w:p>
-        </w:tc>
-        <w:tc>
-          <w:tcPr>
-            <w:tcW w:type="dxa" w:w="2436"/>
-            <w:shd w:fill="E6ECF5"/>
-          </w:tcPr>
-          <w:p>
-            <w:r>
-              <w:rPr>
-                <w:b/>
-                <w:color w:val="1F2440"/>
-                <w:sz w:val="20"/>
-              </w:rPr>
-              <w:t>Required role</w:t>
-            </w:r>
-          </w:p>
-        </w:tc>
-      </w:tr>
-      <w:tr>
-        <w:tc>
-          <w:tcPr>
-            <w:tcW w:type="dxa" w:w="2436"/>
-            <w:vAlign w:val="center"/>
-          </w:tcPr>
-          <w:p>
-            <w:r>
-              <w:rPr>
-                <w:b/>
-                <w:color w:val="E9B721"/>
-                <w:sz w:val="19"/>
-              </w:rPr>
-              <w:t>Sandbox</w:t>
-            </w:r>
-          </w:p>
-        </w:tc>
-        <w:tc>
-          <w:tcPr>
-            <w:tcW w:type="dxa" w:w="2436"/>
-            <w:vAlign w:val="center"/>
-          </w:tcPr>
-          <w:p>
+            <w:pPr>
+              <w:spacing w:before="0" w:after="0"/>
+            </w:pPr>
+            <w:r/>
             <w:r>
               <w:rPr>
                 <w:rFonts w:ascii="Consolas" w:hAnsi="Consolas"/>
+                <w:b w:val="0"/>
+                <w:i w:val="0"/>
                 <w:color w:val="1F2937"/>
-                <w:sz w:val="19"/>
-              </w:rPr>
-              <w:t>https://sandbox.dtx.innbucks.co.zw</w:t>
-            </w:r>
-          </w:p>
-        </w:tc>
-        <w:tc>
-          <w:tcPr>
-            <w:tcW w:type="dxa" w:w="2436"/>
-            <w:vAlign w:val="center"/>
-          </w:tcPr>
-          <w:p>
-            <w:r>
-              <w:rPr>
-                <w:color w:val="1F2937"/>
-                <w:sz w:val="19"/>
-              </w:rPr>
-              <w:t>Test merchants and shops; data wiped weekly.</w:t>
-            </w:r>
-          </w:p>
-        </w:tc>
-        <w:tc>
-          <w:tcPr>
-            <w:tcW w:type="dxa" w:w="2436"/>
-            <w:vAlign w:val="center"/>
-          </w:tcPr>
-          <w:p>
-            <w:r>
-              <w:rPr>
-                <w:color w:val="1F2937"/>
-                <w:sz w:val="19"/>
-              </w:rPr>
-              <w:t>Open to any partner</w:t>
-            </w:r>
-          </w:p>
-        </w:tc>
-      </w:tr>
-      <w:tr>
-        <w:tc>
-          <w:tcPr>
-            <w:tcW w:type="dxa" w:w="2436"/>
-            <w:vAlign w:val="center"/>
-          </w:tcPr>
-          <w:p>
-            <w:r>
-              <w:rPr>
-                <w:b/>
-                <w:color w:val="E9B721"/>
-                <w:sz w:val="19"/>
-              </w:rPr>
-              <w:t>Production</w:t>
-            </w:r>
-          </w:p>
-        </w:tc>
-        <w:tc>
-          <w:tcPr>
-            <w:tcW w:type="dxa" w:w="2436"/>
-            <w:vAlign w:val="center"/>
-          </w:tcPr>
-          <w:p>
-            <w:r>
-              <w:rPr>
-                <w:rFonts w:ascii="Consolas" w:hAnsi="Consolas"/>
-                <w:color w:val="1F2937"/>
-                <w:sz w:val="19"/>
+                <w:sz w:val="18"/>
               </w:rPr>
               <w:t>https://dtx.innbucks.co.zw</w:t>
-            </w:r>
-          </w:p>
-        </w:tc>
-        <w:tc>
-          <w:tcPr>
-            <w:tcW w:type="dxa" w:w="2436"/>
-            <w:vAlign w:val="center"/>
-          </w:tcPr>
-          <w:p>
-            <w:r>
-              <w:rPr>
-                <w:color w:val="1F2937"/>
-                <w:sz w:val="19"/>
-              </w:rPr>
-              <w:t>Live customer wallets; signed go-live form required.</w:t>
-            </w:r>
-          </w:p>
-        </w:tc>
-        <w:tc>
-          <w:tcPr>
-            <w:tcW w:type="dxa" w:w="2436"/>
-            <w:vAlign w:val="center"/>
-          </w:tcPr>
-          <w:p>
-            <w:r>
-              <w:rPr>
-                <w:color w:val="1F2937"/>
-                <w:sz w:val="19"/>
-              </w:rPr>
-              <w:t>Approved partners only</w:t>
             </w:r>
           </w:p>
         </w:tc>
@@ -7388,7 +7293,7 @@
           <w:color w:val="1F2937"/>
           <w:sz w:val="21"/>
         </w:rPr>
-        <w:t>Rate limits in production: 50 requests/second sustained, 100 burst, per access token. Sandbox is more permissive (1000/2000) so you can stress-test integration.</w:t>
+        <w:t>Rate limits: 50 requests / second sustained per access token, with a 100-request burst allowance. Honour the Retry-After header on any 429 response — the gateway tells you exactly when to retry.</w:t>
       </w:r>
     </w:p>
     <w:p>

--- a/docs/integration/InnBucks-Merchant-POS-Integration-Guide.docx
+++ b/docs/integration/InnBucks-Merchant-POS-Integration-Guide.docx
@@ -379,7 +379,7 @@
           <w:color w:val="1F2937"/>
           <w:sz w:val="21"/>
         </w:rPr>
-        <w:t>This document walks through the integration end to end from a merchant POS / shop-system perspective: the one-time setup, the per-transaction call you'll make on every sale, and the voucher / wallet lookups you'll need to surface to the customer at checkout.</w:t>
+        <w:t>This document picks up at the point your POS goes live — i.e. after InnBucks ops has provisioned your merchant, your shops, your earn rules and your voucher templates, and after each customer has already been enrolled on the platform. It covers the per-sale and per-redemption calls your POS will actually make every day.</w:t>
       </w:r>
     </w:p>
     <w:p>
@@ -419,7 +419,7 @@
           <w:color w:val="1F2937"/>
           <w:sz w:val="21"/>
         </w:rPr>
-        <w:t>the customer's phone number is the universal key. You enrol them once at tier 1, then every subsequent call references that phone.</w:t>
+        <w:t>the customer's phone number is the universal key. You receive it from the customer at the till (verbal, scan, or app); every subsequent call references that phone.</w:t>
       </w:r>
     </w:p>
     <w:p>
@@ -701,71 +701,7 @@
                 <w:color w:val="1F2937"/>
                 <w:sz w:val="19"/>
               </w:rPr>
-              <w:t>Obtain a JWT for the merchant operator</w:t>
-            </w:r>
-          </w:p>
-        </w:tc>
-        <w:tc>
-          <w:tcPr>
-            <w:tcW w:type="dxa" w:w="2436"/>
-            <w:vAlign w:val="center"/>
-          </w:tcPr>
-          <w:p>
-            <w:r>
-              <w:rPr>
-                <w:color w:val="1F2937"/>
-                <w:sz w:val="19"/>
-              </w:rPr>
-              <w:t>Anonymous</w:t>
-            </w:r>
-          </w:p>
-        </w:tc>
-      </w:tr>
-      <w:tr>
-        <w:tc>
-          <w:tcPr>
-            <w:tcW w:type="dxa" w:w="2436"/>
-            <w:vAlign w:val="center"/>
-          </w:tcPr>
-          <w:p>
-            <w:r>
-              <w:rPr>
-                <w:b/>
-                <w:color w:val="E9B721"/>
-                <w:sz w:val="19"/>
-              </w:rPr>
-              <w:t>POST</w:t>
-            </w:r>
-          </w:p>
-        </w:tc>
-        <w:tc>
-          <w:tcPr>
-            <w:tcW w:type="dxa" w:w="2436"/>
-            <w:vAlign w:val="center"/>
-          </w:tcPr>
-          <w:p>
-            <w:r>
-              <w:rPr>
-                <w:rFonts w:ascii="Consolas" w:hAnsi="Consolas"/>
-                <w:color w:val="1F2937"/>
-                <w:sz w:val="19"/>
-              </w:rPr>
-              <w:t>/auth/customer/register</w:t>
-            </w:r>
-          </w:p>
-        </w:tc>
-        <w:tc>
-          <w:tcPr>
-            <w:tcW w:type="dxa" w:w="2436"/>
-            <w:vAlign w:val="center"/>
-          </w:tcPr>
-          <w:p>
-            <w:r>
-              <w:rPr>
-                <w:color w:val="1F2937"/>
-                <w:sz w:val="19"/>
-              </w:rPr>
-              <w:t>Enrol a new customer (tier 1)</w:t>
+              <w:t>Obtain a JWT for the till operator</w:t>
             </w:r>
           </w:p>
         </w:tc>
@@ -942,7 +878,7 @@
                 <w:color w:val="1F2937"/>
                 <w:sz w:val="19"/>
               </w:rPr>
-              <w:t>/loyalty/vouchers/issue</w:t>
+              <w:t>/loyalty/vouchers/redeem</w:t>
             </w:r>
           </w:p>
         </w:tc>
@@ -957,7 +893,7 @@
                 <w:color w:val="1F2937"/>
                 <w:sz w:val="19"/>
               </w:rPr>
-              <w:t>Manually issue a voucher to a customer</w:t>
+              <w:t>Redeem a voucher at the till</w:t>
             </w:r>
           </w:p>
         </w:tc>
@@ -972,7 +908,7 @@
                 <w:color w:val="1F2937"/>
                 <w:sz w:val="19"/>
               </w:rPr>
-              <w:t>MERCHANT_ADMIN</w:t>
+              <w:t>SHOP_ADMIN</w:t>
             </w:r>
           </w:p>
         </w:tc>
@@ -1006,7 +942,7 @@
                 <w:color w:val="1F2937"/>
                 <w:sz w:val="19"/>
               </w:rPr>
-              <w:t>/loyalty/vouchers/redeem</w:t>
+              <w:t>/loyalty/qr/consume</w:t>
             </w:r>
           </w:p>
         </w:tc>
@@ -1021,7 +957,7 @@
                 <w:color w:val="1F2937"/>
                 <w:sz w:val="19"/>
               </w:rPr>
-              <w:t>Redeem a voucher at the till</w:t>
+              <w:t>Consume a scanned voucher QR code</w:t>
             </w:r>
           </w:p>
         </w:tc>
@@ -1101,134 +1037,6 @@
                 <w:sz w:val="19"/>
               </w:rPr>
               <w:t>CUSTOMER</w:t>
-            </w:r>
-          </w:p>
-        </w:tc>
-      </w:tr>
-      <w:tr>
-        <w:tc>
-          <w:tcPr>
-            <w:tcW w:type="dxa" w:w="2436"/>
-            <w:vAlign w:val="center"/>
-          </w:tcPr>
-          <w:p>
-            <w:r>
-              <w:rPr>
-                <w:b/>
-                <w:color w:val="E9B721"/>
-                <w:sz w:val="19"/>
-              </w:rPr>
-              <w:t>POST</w:t>
-            </w:r>
-          </w:p>
-        </w:tc>
-        <w:tc>
-          <w:tcPr>
-            <w:tcW w:type="dxa" w:w="2436"/>
-            <w:vAlign w:val="center"/>
-          </w:tcPr>
-          <w:p>
-            <w:r>
-              <w:rPr>
-                <w:rFonts w:ascii="Consolas" w:hAnsi="Consolas"/>
-                <w:color w:val="1F2937"/>
-                <w:sz w:val="19"/>
-              </w:rPr>
-              <w:t>/loyalty/qr/issue</w:t>
-            </w:r>
-          </w:p>
-        </w:tc>
-        <w:tc>
-          <w:tcPr>
-            <w:tcW w:type="dxa" w:w="2436"/>
-            <w:vAlign w:val="center"/>
-          </w:tcPr>
-          <w:p>
-            <w:r>
-              <w:rPr>
-                <w:color w:val="1F2937"/>
-                <w:sz w:val="19"/>
-              </w:rPr>
-              <w:t>Mint a QR code for a voucher (mobile)</w:t>
-            </w:r>
-          </w:p>
-        </w:tc>
-        <w:tc>
-          <w:tcPr>
-            <w:tcW w:type="dxa" w:w="2436"/>
-            <w:vAlign w:val="center"/>
-          </w:tcPr>
-          <w:p>
-            <w:r>
-              <w:rPr>
-                <w:color w:val="1F2937"/>
-                <w:sz w:val="19"/>
-              </w:rPr>
-              <w:t>MERCHANT_ADMIN</w:t>
-            </w:r>
-          </w:p>
-        </w:tc>
-      </w:tr>
-      <w:tr>
-        <w:tc>
-          <w:tcPr>
-            <w:tcW w:type="dxa" w:w="2436"/>
-            <w:vAlign w:val="center"/>
-          </w:tcPr>
-          <w:p>
-            <w:r>
-              <w:rPr>
-                <w:b/>
-                <w:color w:val="E9B721"/>
-                <w:sz w:val="19"/>
-              </w:rPr>
-              <w:t>POST</w:t>
-            </w:r>
-          </w:p>
-        </w:tc>
-        <w:tc>
-          <w:tcPr>
-            <w:tcW w:type="dxa" w:w="2436"/>
-            <w:vAlign w:val="center"/>
-          </w:tcPr>
-          <w:p>
-            <w:r>
-              <w:rPr>
-                <w:rFonts w:ascii="Consolas" w:hAnsi="Consolas"/>
-                <w:color w:val="1F2937"/>
-                <w:sz w:val="19"/>
-              </w:rPr>
-              <w:t>/loyalty/qr/consume</w:t>
-            </w:r>
-          </w:p>
-        </w:tc>
-        <w:tc>
-          <w:tcPr>
-            <w:tcW w:type="dxa" w:w="2436"/>
-            <w:vAlign w:val="center"/>
-          </w:tcPr>
-          <w:p>
-            <w:r>
-              <w:rPr>
-                <w:color w:val="1F2937"/>
-                <w:sz w:val="19"/>
-              </w:rPr>
-              <w:t>Consume a scanned voucher QR code</w:t>
-            </w:r>
-          </w:p>
-        </w:tc>
-        <w:tc>
-          <w:tcPr>
-            <w:tcW w:type="dxa" w:w="2436"/>
-            <w:vAlign w:val="center"/>
-          </w:tcPr>
-          <w:p>
-            <w:r>
-              <w:rPr>
-                <w:color w:val="1F2937"/>
-                <w:sz w:val="19"/>
-              </w:rPr>
-              <w:t>SHOP_ADMIN</w:t>
             </w:r>
           </w:p>
         </w:tc>
@@ -1741,129 +1549,6 @@
       </w:r>
     </w:p>
     <w:p>
-      <w:pPr>
-        <w:pStyle w:val="Heading1"/>
-      </w:pPr>
-      <w:r>
-        <w:rPr>
-          <w:rFonts w:ascii="Calibri" w:hAnsi="Calibri"/>
-          <w:color w:val="1F2440"/>
-          <w:sz w:val="36"/>
-        </w:rPr>
-        <w:t>3. The platform hierarchy</w:t>
-      </w:r>
-    </w:p>
-    <w:p>
-      <w:pPr>
-        <w:spacing w:after="120"/>
-      </w:pPr>
-      <w:r>
-        <w:rPr>
-          <w:rFonts w:ascii="Calibri" w:hAnsi="Calibri"/>
-          <w:b w:val="0"/>
-          <w:i w:val="0"/>
-          <w:color w:val="1F2937"/>
-          <w:sz w:val="21"/>
-        </w:rPr>
-        <w:t>Everything you create at setup time hangs off a tenant. The hierarchy is fixed:</w:t>
-      </w:r>
-    </w:p>
-    <w:tbl>
-      <w:tblPr>
-        <w:tblW w:type="auto" w:w="0"/>
-        <w:tblLayout w:type="autofit"/>
-        <w:tblLook w:firstColumn="1" w:firstRow="1" w:lastColumn="0" w:lastRow="0" w:noHBand="0" w:noVBand="1" w:val="04A0"/>
-      </w:tblPr>
-      <w:tblGrid>
-        <w:gridCol w:w="9746"/>
-      </w:tblGrid>
-      <w:tr>
-        <w:tc>
-          <w:tcPr>
-            <w:tcW w:type="dxa" w:w="9746"/>
-            <w:shd w:fill="F3F4F6"/>
-          </w:tcPr>
-          <w:p>
-            <w:pPr>
-              <w:spacing w:before="0" w:after="0"/>
-            </w:pPr>
-            <w:r/>
-            <w:r>
-              <w:rPr>
-                <w:rFonts w:ascii="Consolas" w:hAnsi="Consolas"/>
-                <w:b w:val="0"/>
-                <w:i w:val="0"/>
-                <w:color w:val="1F2937"/>
-                <w:sz w:val="18"/>
-              </w:rPr>
-              <w:t>Tenant            ← your brand (e.g. "Chicken Inn")</w:t>
-            </w:r>
-          </w:p>
-          <w:p>
-            <w:pPr>
-              <w:spacing w:before="0" w:after="0"/>
-            </w:pPr>
-            <w:r>
-              <w:rPr>
-                <w:rFonts w:ascii="Consolas" w:hAnsi="Consolas"/>
-                <w:b w:val="0"/>
-                <w:i w:val="0"/>
-                <w:color w:val="1F2937"/>
-                <w:sz w:val="18"/>
-              </w:rPr>
-              <w:t xml:space="preserve">  └─ Merchant     ← a business unit (e.g. "Chicken Inn Restaurants")</w:t>
-            </w:r>
-          </w:p>
-          <w:p>
-            <w:pPr>
-              <w:spacing w:before="0" w:after="0"/>
-            </w:pPr>
-            <w:r>
-              <w:rPr>
-                <w:rFonts w:ascii="Consolas" w:hAnsi="Consolas"/>
-                <w:b w:val="0"/>
-                <w:i w:val="0"/>
-                <w:color w:val="1F2937"/>
-                <w:sz w:val="18"/>
-              </w:rPr>
-              <w:t xml:space="preserve">       └─ Shop    ← a physical outlet (e.g. "Avondale Branch")</w:t>
-            </w:r>
-          </w:p>
-          <w:p>
-            <w:pPr>
-              <w:spacing w:before="0" w:after="0"/>
-            </w:pPr>
-            <w:r>
-              <w:rPr>
-                <w:rFonts w:ascii="Consolas" w:hAnsi="Consolas"/>
-                <w:b w:val="0"/>
-                <w:i w:val="0"/>
-                <w:color w:val="1F2937"/>
-                <w:sz w:val="18"/>
-              </w:rPr>
-              <w:t xml:space="preserve">             └─ Transactions belong here; customers earn/burn against this shopId</w:t>
-            </w:r>
-          </w:p>
-        </w:tc>
-      </w:tr>
-    </w:tbl>
-    <w:p/>
-    <w:p>
-      <w:pPr>
-        <w:spacing w:after="120"/>
-      </w:pPr>
-      <w:r>
-        <w:rPr>
-          <w:rFonts w:ascii="Calibri" w:hAnsi="Calibri"/>
-          <w:b w:val="0"/>
-          <w:i w:val="0"/>
-          <w:color w:val="1F2937"/>
-          <w:sz w:val="21"/>
-        </w:rPr>
-        <w:t>Voucher templates and earn rules are set at the merchant level — they apply across every shop owned by that merchant. Campaign multipliers can be scoped narrower (e.g. "double points on Friday at Avondale only").</w:t>
-      </w:r>
-    </w:p>
-    <w:p>
       <w:r>
         <w:br w:type="page"/>
       </w:r>
@@ -1878,1255 +1563,7 @@
           <w:color w:val="1F2440"/>
           <w:sz w:val="36"/>
         </w:rPr>
-        <w:t>4. One-time setup (head office, MERCHANT_ADMIN)</w:t>
-      </w:r>
-    </w:p>
-    <w:p>
-      <w:pPr>
-        <w:spacing w:after="120"/>
-      </w:pPr>
-      <w:r>
-        <w:rPr>
-          <w:rFonts w:ascii="Calibri" w:hAnsi="Calibri"/>
-          <w:b w:val="0"/>
-          <w:i w:val="0"/>
-          <w:color w:val="1F2937"/>
-          <w:sz w:val="21"/>
-        </w:rPr>
-        <w:t>Done once when you onboard. After this, your POS only needs the per-sale call in §6.</w:t>
-      </w:r>
-    </w:p>
-    <w:p>
-      <w:pPr>
-        <w:pStyle w:val="Heading2"/>
-      </w:pPr>
-      <w:r>
-        <w:rPr>
-          <w:rFonts w:ascii="Calibri" w:hAnsi="Calibri"/>
-          <w:color w:val="1F2440"/>
-          <w:sz w:val="26"/>
-        </w:rPr>
-        <w:t>4.1 Create a merchant</w:t>
-      </w:r>
-    </w:p>
-    <w:tbl>
-      <w:tblPr>
-        <w:tblW w:type="auto" w:w="0"/>
-        <w:tblLayout w:type="autofit"/>
-        <w:tblLook w:firstColumn="1" w:firstRow="1" w:lastColumn="0" w:lastRow="0" w:noHBand="0" w:noVBand="1" w:val="04A0"/>
-      </w:tblPr>
-      <w:tblGrid>
-        <w:gridCol w:w="9746"/>
-      </w:tblGrid>
-      <w:tr>
-        <w:tc>
-          <w:tcPr>
-            <w:tcW w:type="dxa" w:w="9746"/>
-            <w:shd w:fill="F3F4F6"/>
-          </w:tcPr>
-          <w:p>
-            <w:pPr>
-              <w:spacing w:before="0" w:after="0"/>
-            </w:pPr>
-            <w:r/>
-            <w:r>
-              <w:rPr>
-                <w:rFonts w:ascii="Consolas" w:hAnsi="Consolas"/>
-                <w:b w:val="0"/>
-                <w:i w:val="0"/>
-                <w:color w:val="1F2937"/>
-                <w:sz w:val="18"/>
-              </w:rPr>
-              <w:t>POST https://dtx.innbucks.co.zw/loyalty/merchants</w:t>
-            </w:r>
-          </w:p>
-          <w:p>
-            <w:pPr>
-              <w:spacing w:before="0" w:after="0"/>
-            </w:pPr>
-            <w:r>
-              <w:rPr>
-                <w:rFonts w:ascii="Consolas" w:hAnsi="Consolas"/>
-                <w:b w:val="0"/>
-                <w:i w:val="0"/>
-                <w:color w:val="1F2937"/>
-                <w:sz w:val="18"/>
-              </w:rPr>
-              <w:t>Authorization: Bearer &lt;MERCHANT_ADMIN token&gt;</w:t>
-            </w:r>
-          </w:p>
-          <w:p>
-            <w:pPr>
-              <w:spacing w:before="0" w:after="0"/>
-            </w:pPr>
-            <w:r>
-              <w:rPr>
-                <w:rFonts w:ascii="Consolas" w:hAnsi="Consolas"/>
-                <w:b w:val="0"/>
-                <w:i w:val="0"/>
-                <w:color w:val="1F2937"/>
-                <w:sz w:val="18"/>
-              </w:rPr>
-            </w:r>
-          </w:p>
-          <w:p>
-            <w:pPr>
-              <w:spacing w:before="0" w:after="0"/>
-            </w:pPr>
-            <w:r>
-              <w:rPr>
-                <w:rFonts w:ascii="Consolas" w:hAnsi="Consolas"/>
-                <w:b w:val="0"/>
-                <w:i w:val="0"/>
-                <w:color w:val="1F2937"/>
-                <w:sz w:val="18"/>
-              </w:rPr>
-              <w:t>{</w:t>
-            </w:r>
-          </w:p>
-          <w:p>
-            <w:pPr>
-              <w:spacing w:before="0" w:after="0"/>
-            </w:pPr>
-            <w:r>
-              <w:rPr>
-                <w:rFonts w:ascii="Consolas" w:hAnsi="Consolas"/>
-                <w:b w:val="0"/>
-                <w:i w:val="0"/>
-                <w:color w:val="1F2937"/>
-                <w:sz w:val="18"/>
-              </w:rPr>
-              <w:t xml:space="preserve">  "name":           "Chicken Inn Restaurants",</w:t>
-            </w:r>
-          </w:p>
-          <w:p>
-            <w:pPr>
-              <w:spacing w:before="0" w:after="0"/>
-            </w:pPr>
-            <w:r>
-              <w:rPr>
-                <w:rFonts w:ascii="Consolas" w:hAnsi="Consolas"/>
-                <w:b w:val="0"/>
-                <w:i w:val="0"/>
-                <w:color w:val="1F2937"/>
-                <w:sz w:val="18"/>
-              </w:rPr>
-              <w:t xml:space="preserve">  "registrationNo": "RC-2017-04123",</w:t>
-            </w:r>
-          </w:p>
-          <w:p>
-            <w:pPr>
-              <w:spacing w:before="0" w:after="0"/>
-            </w:pPr>
-            <w:r>
-              <w:rPr>
-                <w:rFonts w:ascii="Consolas" w:hAnsi="Consolas"/>
-                <w:b w:val="0"/>
-                <w:i w:val="0"/>
-                <w:color w:val="1F2937"/>
-                <w:sz w:val="18"/>
-              </w:rPr>
-              <w:t xml:space="preserve">  "contactEmail":   "ops@chickeninn.co.zw",</w:t>
-            </w:r>
-          </w:p>
-          <w:p>
-            <w:pPr>
-              <w:spacing w:before="0" w:after="0"/>
-            </w:pPr>
-            <w:r>
-              <w:rPr>
-                <w:rFonts w:ascii="Consolas" w:hAnsi="Consolas"/>
-                <w:b w:val="0"/>
-                <w:i w:val="0"/>
-                <w:color w:val="1F2937"/>
-                <w:sz w:val="18"/>
-              </w:rPr>
-              <w:t xml:space="preserve">  "contactPhone":   "+263242123456",</w:t>
-            </w:r>
-          </w:p>
-          <w:p>
-            <w:pPr>
-              <w:spacing w:before="0" w:after="0"/>
-            </w:pPr>
-            <w:r>
-              <w:rPr>
-                <w:rFonts w:ascii="Consolas" w:hAnsi="Consolas"/>
-                <w:b w:val="0"/>
-                <w:i w:val="0"/>
-                <w:color w:val="1F2937"/>
-                <w:sz w:val="18"/>
-              </w:rPr>
-              <w:t xml:space="preserve">  "address":        "12 Speke Avenue, Harare"</w:t>
-            </w:r>
-          </w:p>
-          <w:p>
-            <w:pPr>
-              <w:spacing w:before="0" w:after="0"/>
-            </w:pPr>
-            <w:r>
-              <w:rPr>
-                <w:rFonts w:ascii="Consolas" w:hAnsi="Consolas"/>
-                <w:b w:val="0"/>
-                <w:i w:val="0"/>
-                <w:color w:val="1F2937"/>
-                <w:sz w:val="18"/>
-              </w:rPr>
-              <w:t>}</w:t>
-            </w:r>
-          </w:p>
-        </w:tc>
-      </w:tr>
-    </w:tbl>
-    <w:p/>
-    <w:p>
-      <w:pPr>
-        <w:spacing w:after="120"/>
-      </w:pPr>
-      <w:r>
-        <w:rPr>
-          <w:rFonts w:ascii="Calibri" w:hAnsi="Calibri"/>
-          <w:b w:val="0"/>
-          <w:i w:val="0"/>
-          <w:color w:val="1F2937"/>
-          <w:sz w:val="21"/>
-        </w:rPr>
-        <w:t>Response carries the merchantId — store it; you'll need it for shops, rules, and templates.</w:t>
-      </w:r>
-    </w:p>
-    <w:p>
-      <w:pPr>
-        <w:pStyle w:val="Heading2"/>
-      </w:pPr>
-      <w:r>
-        <w:rPr>
-          <w:rFonts w:ascii="Calibri" w:hAnsi="Calibri"/>
-          <w:color w:val="1F2440"/>
-          <w:sz w:val="26"/>
-        </w:rPr>
-        <w:t>4.2 Create each shop</w:t>
-      </w:r>
-    </w:p>
-    <w:tbl>
-      <w:tblPr>
-        <w:tblW w:type="auto" w:w="0"/>
-        <w:tblLayout w:type="autofit"/>
-        <w:tblLook w:firstColumn="1" w:firstRow="1" w:lastColumn="0" w:lastRow="0" w:noHBand="0" w:noVBand="1" w:val="04A0"/>
-      </w:tblPr>
-      <w:tblGrid>
-        <w:gridCol w:w="9746"/>
-      </w:tblGrid>
-      <w:tr>
-        <w:tc>
-          <w:tcPr>
-            <w:tcW w:type="dxa" w:w="9746"/>
-            <w:shd w:fill="F3F4F6"/>
-          </w:tcPr>
-          <w:p>
-            <w:pPr>
-              <w:spacing w:before="0" w:after="0"/>
-            </w:pPr>
-            <w:r/>
-            <w:r>
-              <w:rPr>
-                <w:rFonts w:ascii="Consolas" w:hAnsi="Consolas"/>
-                <w:b w:val="0"/>
-                <w:i w:val="0"/>
-                <w:color w:val="1F2937"/>
-                <w:sz w:val="18"/>
-              </w:rPr>
-              <w:t>POST /loyalty/shops</w:t>
-            </w:r>
-          </w:p>
-          <w:p>
-            <w:pPr>
-              <w:spacing w:before="0" w:after="0"/>
-            </w:pPr>
-            <w:r>
-              <w:rPr>
-                <w:rFonts w:ascii="Consolas" w:hAnsi="Consolas"/>
-                <w:b w:val="0"/>
-                <w:i w:val="0"/>
-                <w:color w:val="1F2937"/>
-                <w:sz w:val="18"/>
-              </w:rPr>
-            </w:r>
-          </w:p>
-          <w:p>
-            <w:pPr>
-              <w:spacing w:before="0" w:after="0"/>
-            </w:pPr>
-            <w:r>
-              <w:rPr>
-                <w:rFonts w:ascii="Consolas" w:hAnsi="Consolas"/>
-                <w:b w:val="0"/>
-                <w:i w:val="0"/>
-                <w:color w:val="1F2937"/>
-                <w:sz w:val="18"/>
-              </w:rPr>
-              <w:t>{</w:t>
-            </w:r>
-          </w:p>
-          <w:p>
-            <w:pPr>
-              <w:spacing w:before="0" w:after="0"/>
-            </w:pPr>
-            <w:r>
-              <w:rPr>
-                <w:rFonts w:ascii="Consolas" w:hAnsi="Consolas"/>
-                <w:b w:val="0"/>
-                <w:i w:val="0"/>
-                <w:color w:val="1F2937"/>
-                <w:sz w:val="18"/>
-              </w:rPr>
-              <w:t xml:space="preserve">  "merchantId":   "b4c0d2e3-2345-6789-abcd-ef0123456789",</w:t>
-            </w:r>
-          </w:p>
-          <w:p>
-            <w:pPr>
-              <w:spacing w:before="0" w:after="0"/>
-            </w:pPr>
-            <w:r>
-              <w:rPr>
-                <w:rFonts w:ascii="Consolas" w:hAnsi="Consolas"/>
-                <w:b w:val="0"/>
-                <w:i w:val="0"/>
-                <w:color w:val="1F2937"/>
-                <w:sz w:val="18"/>
-              </w:rPr>
-              <w:t xml:space="preserve">  "name":         "Avondale Branch",</w:t>
-            </w:r>
-          </w:p>
-          <w:p>
-            <w:pPr>
-              <w:spacing w:before="0" w:after="0"/>
-            </w:pPr>
-            <w:r>
-              <w:rPr>
-                <w:rFonts w:ascii="Consolas" w:hAnsi="Consolas"/>
-                <w:b w:val="0"/>
-                <w:i w:val="0"/>
-                <w:color w:val="1F2937"/>
-                <w:sz w:val="18"/>
-              </w:rPr>
-              <w:t xml:space="preserve">  "address":      "King George Rd, Avondale, Harare",</w:t>
-            </w:r>
-          </w:p>
-          <w:p>
-            <w:pPr>
-              <w:spacing w:before="0" w:after="0"/>
-            </w:pPr>
-            <w:r>
-              <w:rPr>
-                <w:rFonts w:ascii="Consolas" w:hAnsi="Consolas"/>
-                <w:b w:val="0"/>
-                <w:i w:val="0"/>
-                <w:color w:val="1F2937"/>
-                <w:sz w:val="18"/>
-              </w:rPr>
-              <w:t xml:space="preserve">  "phoneNumber":  "+263242456789"</w:t>
-            </w:r>
-          </w:p>
-          <w:p>
-            <w:pPr>
-              <w:spacing w:before="0" w:after="0"/>
-            </w:pPr>
-            <w:r>
-              <w:rPr>
-                <w:rFonts w:ascii="Consolas" w:hAnsi="Consolas"/>
-                <w:b w:val="0"/>
-                <w:i w:val="0"/>
-                <w:color w:val="1F2937"/>
-                <w:sz w:val="18"/>
-              </w:rPr>
-              <w:t>}</w:t>
-            </w:r>
-          </w:p>
-        </w:tc>
-      </w:tr>
-    </w:tbl>
-    <w:p/>
-    <w:p>
-      <w:pPr>
-        <w:spacing w:after="120"/>
-      </w:pPr>
-      <w:r>
-        <w:rPr>
-          <w:rFonts w:ascii="Calibri" w:hAnsi="Calibri"/>
-          <w:b w:val="0"/>
-          <w:i w:val="0"/>
-          <w:color w:val="1F2937"/>
-          <w:sz w:val="21"/>
-        </w:rPr>
-        <w:t>Each shop's response carries a shopId — that's what your POS will send on every shop-checkout call. If you have many outlets, /loyalty/shops/bulk-upload accepts a CSV; ask InnBucks for the template.</w:t>
-      </w:r>
-    </w:p>
-    <w:p>
-      <w:pPr>
-        <w:pStyle w:val="Heading2"/>
-      </w:pPr>
-      <w:r>
-        <w:rPr>
-          <w:rFonts w:ascii="Calibri" w:hAnsi="Calibri"/>
-          <w:color w:val="1F2440"/>
-          <w:sz w:val="26"/>
-        </w:rPr>
-        <w:t>4.3 Define an earn rule</w:t>
-      </w:r>
-    </w:p>
-    <w:p>
-      <w:pPr>
-        <w:spacing w:after="120"/>
-      </w:pPr>
-      <w:r>
-        <w:rPr>
-          <w:rFonts w:ascii="Calibri" w:hAnsi="Calibri"/>
-          <w:b w:val="0"/>
-          <w:i w:val="0"/>
-          <w:color w:val="1F2937"/>
-          <w:sz w:val="21"/>
-        </w:rPr>
-        <w:t>Rules say "for every $X of cash spent, the customer earns Y points." The default rule below earns 1.25 points per US dollar at any of the merchant's shops:</w:t>
-      </w:r>
-    </w:p>
-    <w:tbl>
-      <w:tblPr>
-        <w:tblW w:type="auto" w:w="0"/>
-        <w:tblLayout w:type="autofit"/>
-        <w:tblLook w:firstColumn="1" w:firstRow="1" w:lastColumn="0" w:lastRow="0" w:noHBand="0" w:noVBand="1" w:val="04A0"/>
-      </w:tblPr>
-      <w:tblGrid>
-        <w:gridCol w:w="9746"/>
-      </w:tblGrid>
-      <w:tr>
-        <w:tc>
-          <w:tcPr>
-            <w:tcW w:type="dxa" w:w="9746"/>
-            <w:shd w:fill="F3F4F6"/>
-          </w:tcPr>
-          <w:p>
-            <w:pPr>
-              <w:spacing w:before="0" w:after="0"/>
-            </w:pPr>
-            <w:r/>
-            <w:r>
-              <w:rPr>
-                <w:rFonts w:ascii="Consolas" w:hAnsi="Consolas"/>
-                <w:b w:val="0"/>
-                <w:i w:val="0"/>
-                <w:color w:val="1F2937"/>
-                <w:sz w:val="18"/>
-              </w:rPr>
-              <w:t>POST /loyalty/rules</w:t>
-            </w:r>
-          </w:p>
-          <w:p>
-            <w:pPr>
-              <w:spacing w:before="0" w:after="0"/>
-            </w:pPr>
-            <w:r>
-              <w:rPr>
-                <w:rFonts w:ascii="Consolas" w:hAnsi="Consolas"/>
-                <w:b w:val="0"/>
-                <w:i w:val="0"/>
-                <w:color w:val="1F2937"/>
-                <w:sz w:val="18"/>
-              </w:rPr>
-            </w:r>
-          </w:p>
-          <w:p>
-            <w:pPr>
-              <w:spacing w:before="0" w:after="0"/>
-            </w:pPr>
-            <w:r>
-              <w:rPr>
-                <w:rFonts w:ascii="Consolas" w:hAnsi="Consolas"/>
-                <w:b w:val="0"/>
-                <w:i w:val="0"/>
-                <w:color w:val="1F2937"/>
-                <w:sz w:val="18"/>
-              </w:rPr>
-              <w:t>{</w:t>
-            </w:r>
-          </w:p>
-          <w:p>
-            <w:pPr>
-              <w:spacing w:before="0" w:after="0"/>
-            </w:pPr>
-            <w:r>
-              <w:rPr>
-                <w:rFonts w:ascii="Consolas" w:hAnsi="Consolas"/>
-                <w:b w:val="0"/>
-                <w:i w:val="0"/>
-                <w:color w:val="1F2937"/>
-                <w:sz w:val="18"/>
-              </w:rPr>
-              <w:t xml:space="preserve">  "merchantId":     "b4c0d2e3-2345-6789-abcd-ef0123456789",</w:t>
-            </w:r>
-          </w:p>
-          <w:p>
-            <w:pPr>
-              <w:spacing w:before="0" w:after="0"/>
-            </w:pPr>
-            <w:r>
-              <w:rPr>
-                <w:rFonts w:ascii="Consolas" w:hAnsi="Consolas"/>
-                <w:b w:val="0"/>
-                <w:i w:val="0"/>
-                <w:color w:val="1F2937"/>
-                <w:sz w:val="18"/>
-              </w:rPr>
-              <w:t xml:space="preserve">  "name":           "Standard earn",</w:t>
-            </w:r>
-          </w:p>
-          <w:p>
-            <w:pPr>
-              <w:spacing w:before="0" w:after="0"/>
-            </w:pPr>
-            <w:r>
-              <w:rPr>
-                <w:rFonts w:ascii="Consolas" w:hAnsi="Consolas"/>
-                <w:b w:val="0"/>
-                <w:i w:val="0"/>
-                <w:color w:val="1F2937"/>
-                <w:sz w:val="18"/>
-              </w:rPr>
-              <w:t xml:space="preserve">  "pointsPerUnit":  1.25,</w:t>
-            </w:r>
-          </w:p>
-          <w:p>
-            <w:pPr>
-              <w:spacing w:before="0" w:after="0"/>
-            </w:pPr>
-            <w:r>
-              <w:rPr>
-                <w:rFonts w:ascii="Consolas" w:hAnsi="Consolas"/>
-                <w:b w:val="0"/>
-                <w:i w:val="0"/>
-                <w:color w:val="1F2937"/>
-                <w:sz w:val="18"/>
-              </w:rPr>
-              <w:t xml:space="preserve">  "minSpend":       0.00,</w:t>
-            </w:r>
-          </w:p>
-          <w:p>
-            <w:pPr>
-              <w:spacing w:before="0" w:after="0"/>
-            </w:pPr>
-            <w:r>
-              <w:rPr>
-                <w:rFonts w:ascii="Consolas" w:hAnsi="Consolas"/>
-                <w:b w:val="0"/>
-                <w:i w:val="0"/>
-                <w:color w:val="1F2937"/>
-                <w:sz w:val="18"/>
-              </w:rPr>
-              <w:t xml:space="preserve">  "active":         true</w:t>
-            </w:r>
-          </w:p>
-          <w:p>
-            <w:pPr>
-              <w:spacing w:before="0" w:after="0"/>
-            </w:pPr>
-            <w:r>
-              <w:rPr>
-                <w:rFonts w:ascii="Consolas" w:hAnsi="Consolas"/>
-                <w:b w:val="0"/>
-                <w:i w:val="0"/>
-                <w:color w:val="1F2937"/>
-                <w:sz w:val="18"/>
-              </w:rPr>
-              <w:t>}</w:t>
-            </w:r>
-          </w:p>
-        </w:tc>
-      </w:tr>
-    </w:tbl>
-    <w:p/>
-    <w:p>
-      <w:pPr>
-        <w:spacing w:after="120"/>
-      </w:pPr>
-      <w:r>
-        <w:rPr>
-          <w:rFonts w:ascii="Calibri" w:hAnsi="Calibri"/>
-          <w:b w:val="0"/>
-          <w:i w:val="0"/>
-          <w:color w:val="1F2937"/>
-          <w:sz w:val="21"/>
-        </w:rPr>
-        <w:t>You can stack a campaign on top of the base rule (e.g. "2× points on Mondays") via POST /loyalty/rules/campaigns. The platform automatically applies the active campaign multiplier at shop-checkout time.</w:t>
-      </w:r>
-    </w:p>
-    <w:p>
-      <w:pPr>
-        <w:pStyle w:val="Heading2"/>
-      </w:pPr>
-      <w:r>
-        <w:rPr>
-          <w:rFonts w:ascii="Calibri" w:hAnsi="Calibri"/>
-          <w:color w:val="1F2440"/>
-          <w:sz w:val="26"/>
-        </w:rPr>
-        <w:t>4.4 Create voucher templates (optional but recommended)</w:t>
-      </w:r>
-    </w:p>
-    <w:p>
-      <w:pPr>
-        <w:spacing w:after="120"/>
-      </w:pPr>
-      <w:r>
-        <w:rPr>
-          <w:rFonts w:ascii="Calibri" w:hAnsi="Calibri"/>
-          <w:b w:val="0"/>
-          <w:i w:val="0"/>
-          <w:color w:val="1F2937"/>
-          <w:sz w:val="21"/>
-        </w:rPr>
-        <w:t>A voucher template defines the kind of voucher customers can earn or that you can issue. Each template names the discount amount, validity period, and shop scope.</w:t>
-      </w:r>
-    </w:p>
-    <w:tbl>
-      <w:tblPr>
-        <w:tblW w:type="auto" w:w="0"/>
-        <w:tblLayout w:type="autofit"/>
-        <w:tblLook w:firstColumn="1" w:firstRow="1" w:lastColumn="0" w:lastRow="0" w:noHBand="0" w:noVBand="1" w:val="04A0"/>
-      </w:tblPr>
-      <w:tblGrid>
-        <w:gridCol w:w="9746"/>
-      </w:tblGrid>
-      <w:tr>
-        <w:tc>
-          <w:tcPr>
-            <w:tcW w:type="dxa" w:w="9746"/>
-            <w:shd w:fill="F3F4F6"/>
-          </w:tcPr>
-          <w:p>
-            <w:pPr>
-              <w:spacing w:before="0" w:after="0"/>
-            </w:pPr>
-            <w:r/>
-            <w:r>
-              <w:rPr>
-                <w:rFonts w:ascii="Consolas" w:hAnsi="Consolas"/>
-                <w:b w:val="0"/>
-                <w:i w:val="0"/>
-                <w:color w:val="1F2937"/>
-                <w:sz w:val="18"/>
-              </w:rPr>
-              <w:t>POST /loyalty/vouchers/templates</w:t>
-            </w:r>
-          </w:p>
-          <w:p>
-            <w:pPr>
-              <w:spacing w:before="0" w:after="0"/>
-            </w:pPr>
-            <w:r>
-              <w:rPr>
-                <w:rFonts w:ascii="Consolas" w:hAnsi="Consolas"/>
-                <w:b w:val="0"/>
-                <w:i w:val="0"/>
-                <w:color w:val="1F2937"/>
-                <w:sz w:val="18"/>
-              </w:rPr>
-            </w:r>
-          </w:p>
-          <w:p>
-            <w:pPr>
-              <w:spacing w:before="0" w:after="0"/>
-            </w:pPr>
-            <w:r>
-              <w:rPr>
-                <w:rFonts w:ascii="Consolas" w:hAnsi="Consolas"/>
-                <w:b w:val="0"/>
-                <w:i w:val="0"/>
-                <w:color w:val="1F2937"/>
-                <w:sz w:val="18"/>
-              </w:rPr>
-              <w:t>{</w:t>
-            </w:r>
-          </w:p>
-          <w:p>
-            <w:pPr>
-              <w:spacing w:before="0" w:after="0"/>
-            </w:pPr>
-            <w:r>
-              <w:rPr>
-                <w:rFonts w:ascii="Consolas" w:hAnsi="Consolas"/>
-                <w:b w:val="0"/>
-                <w:i w:val="0"/>
-                <w:color w:val="1F2937"/>
-                <w:sz w:val="18"/>
-              </w:rPr>
-              <w:t xml:space="preserve">  "merchantId":     "b4c0d2e3-2345-6789-abcd-ef0123456789",</w:t>
-            </w:r>
-          </w:p>
-          <w:p>
-            <w:pPr>
-              <w:spacing w:before="0" w:after="0"/>
-            </w:pPr>
-            <w:r>
-              <w:rPr>
-                <w:rFonts w:ascii="Consolas" w:hAnsi="Consolas"/>
-                <w:b w:val="0"/>
-                <w:i w:val="0"/>
-                <w:color w:val="1F2937"/>
-                <w:sz w:val="18"/>
-              </w:rPr>
-              <w:t xml:space="preserve">  "name":           "$5 OFF main meal",</w:t>
-            </w:r>
-          </w:p>
-          <w:p>
-            <w:pPr>
-              <w:spacing w:before="0" w:after="0"/>
-            </w:pPr>
-            <w:r>
-              <w:rPr>
-                <w:rFonts w:ascii="Consolas" w:hAnsi="Consolas"/>
-                <w:b w:val="0"/>
-                <w:i w:val="0"/>
-                <w:color w:val="1F2937"/>
-                <w:sz w:val="18"/>
-              </w:rPr>
-              <w:t xml:space="preserve">  "type":           "SINGLE_USE",</w:t>
-            </w:r>
-          </w:p>
-          <w:p>
-            <w:pPr>
-              <w:spacing w:before="0" w:after="0"/>
-            </w:pPr>
-            <w:r>
-              <w:rPr>
-                <w:rFonts w:ascii="Consolas" w:hAnsi="Consolas"/>
-                <w:b w:val="0"/>
-                <w:i w:val="0"/>
-                <w:color w:val="1F2937"/>
-                <w:sz w:val="18"/>
-              </w:rPr>
-              <w:t xml:space="preserve">  "discountType":   "FIXED",</w:t>
-            </w:r>
-          </w:p>
-          <w:p>
-            <w:pPr>
-              <w:spacing w:before="0" w:after="0"/>
-            </w:pPr>
-            <w:r>
-              <w:rPr>
-                <w:rFonts w:ascii="Consolas" w:hAnsi="Consolas"/>
-                <w:b w:val="0"/>
-                <w:i w:val="0"/>
-                <w:color w:val="1F2937"/>
-                <w:sz w:val="18"/>
-              </w:rPr>
-              <w:t xml:space="preserve">  "discountValue":  5.00,</w:t>
-            </w:r>
-          </w:p>
-          <w:p>
-            <w:pPr>
-              <w:spacing w:before="0" w:after="0"/>
-            </w:pPr>
-            <w:r>
-              <w:rPr>
-                <w:rFonts w:ascii="Consolas" w:hAnsi="Consolas"/>
-                <w:b w:val="0"/>
-                <w:i w:val="0"/>
-                <w:color w:val="1F2937"/>
-                <w:sz w:val="18"/>
-              </w:rPr>
-              <w:t xml:space="preserve">  "validityDays":   30,</w:t>
-            </w:r>
-          </w:p>
-          <w:p>
-            <w:pPr>
-              <w:spacing w:before="0" w:after="0"/>
-            </w:pPr>
-            <w:r>
-              <w:rPr>
-                <w:rFonts w:ascii="Consolas" w:hAnsi="Consolas"/>
-                <w:b w:val="0"/>
-                <w:i w:val="0"/>
-                <w:color w:val="1F2937"/>
-                <w:sz w:val="18"/>
-              </w:rPr>
-              <w:t xml:space="preserve">  "appliesToShops": []          // empty = every shop owned by the merchant</w:t>
-            </w:r>
-          </w:p>
-          <w:p>
-            <w:pPr>
-              <w:spacing w:before="0" w:after="0"/>
-            </w:pPr>
-            <w:r>
-              <w:rPr>
-                <w:rFonts w:ascii="Consolas" w:hAnsi="Consolas"/>
-                <w:b w:val="0"/>
-                <w:i w:val="0"/>
-                <w:color w:val="1F2937"/>
-                <w:sz w:val="18"/>
-              </w:rPr>
-              <w:t>}</w:t>
-            </w:r>
-          </w:p>
-        </w:tc>
-      </w:tr>
-    </w:tbl>
-    <w:p/>
-    <w:p>
-      <w:pPr>
-        <w:spacing w:after="120"/>
-      </w:pPr>
-      <w:r>
-        <w:rPr>
-          <w:rFonts w:ascii="Calibri" w:hAnsi="Calibri"/>
-          <w:b w:val="0"/>
-          <w:i w:val="0"/>
-          <w:color w:val="1F2937"/>
-          <w:sz w:val="21"/>
-        </w:rPr>
-        <w:t>Type can be SINGLE_USE (one redemption), MULTI_USE (up to N uses), CAMPAIGN (time-windowed promo), or REFERRAL (issued when a customer refers another).</w:t>
-      </w:r>
-    </w:p>
-    <w:p>
-      <w:r>
-        <w:br w:type="page"/>
-      </w:r>
-    </w:p>
-    <w:p>
-      <w:pPr>
-        <w:pStyle w:val="Heading1"/>
-      </w:pPr>
-      <w:r>
-        <w:rPr>
-          <w:rFonts w:ascii="Calibri" w:hAnsi="Calibri"/>
-          <w:color w:val="1F2440"/>
-          <w:sz w:val="36"/>
-        </w:rPr>
-        <w:t>5. Customer enrolment at the till</w:t>
-      </w:r>
-    </w:p>
-    <w:p>
-      <w:pPr>
-        <w:spacing w:after="120"/>
-      </w:pPr>
-      <w:r>
-        <w:rPr>
-          <w:rFonts w:ascii="Calibri" w:hAnsi="Calibri"/>
-          <w:b w:val="0"/>
-          <w:i w:val="0"/>
-          <w:color w:val="1F2937"/>
-          <w:sz w:val="21"/>
-        </w:rPr>
-        <w:t>The customer's phone number is their identity across InnBucks. If they're new to the platform, register them once at tier 1 — this takes &lt;5 seconds at the till.</w:t>
-      </w:r>
-    </w:p>
-    <w:tbl>
-      <w:tblPr>
-        <w:tblW w:type="auto" w:w="0"/>
-        <w:tblLayout w:type="autofit"/>
-        <w:tblLook w:firstColumn="1" w:firstRow="1" w:lastColumn="0" w:lastRow="0" w:noHBand="0" w:noVBand="1" w:val="04A0"/>
-      </w:tblPr>
-      <w:tblGrid>
-        <w:gridCol w:w="9746"/>
-      </w:tblGrid>
-      <w:tr>
-        <w:tc>
-          <w:tcPr>
-            <w:tcW w:type="dxa" w:w="9746"/>
-            <w:shd w:fill="F3F4F6"/>
-          </w:tcPr>
-          <w:p>
-            <w:pPr>
-              <w:spacing w:before="0" w:after="0"/>
-            </w:pPr>
-            <w:r/>
-            <w:r>
-              <w:rPr>
-                <w:rFonts w:ascii="Consolas" w:hAnsi="Consolas"/>
-                <w:b w:val="0"/>
-                <w:i w:val="0"/>
-                <w:color w:val="1F2937"/>
-                <w:sz w:val="18"/>
-              </w:rPr>
-              <w:t>POST https://dtx.innbucks.co.zw/auth/customer/register</w:t>
-            </w:r>
-          </w:p>
-          <w:p>
-            <w:pPr>
-              <w:spacing w:before="0" w:after="0"/>
-            </w:pPr>
-            <w:r>
-              <w:rPr>
-                <w:rFonts w:ascii="Consolas" w:hAnsi="Consolas"/>
-                <w:b w:val="0"/>
-                <w:i w:val="0"/>
-                <w:color w:val="1F2937"/>
-                <w:sz w:val="18"/>
-              </w:rPr>
-              <w:t>Content-Type: application/json</w:t>
-            </w:r>
-          </w:p>
-          <w:p>
-            <w:pPr>
-              <w:spacing w:before="0" w:after="0"/>
-            </w:pPr>
-            <w:r>
-              <w:rPr>
-                <w:rFonts w:ascii="Consolas" w:hAnsi="Consolas"/>
-                <w:b w:val="0"/>
-                <w:i w:val="0"/>
-                <w:color w:val="1F2937"/>
-                <w:sz w:val="18"/>
-              </w:rPr>
-            </w:r>
-          </w:p>
-          <w:p>
-            <w:pPr>
-              <w:spacing w:before="0" w:after="0"/>
-            </w:pPr>
-            <w:r>
-              <w:rPr>
-                <w:rFonts w:ascii="Consolas" w:hAnsi="Consolas"/>
-                <w:b w:val="0"/>
-                <w:i w:val="0"/>
-                <w:color w:val="1F2937"/>
-                <w:sz w:val="18"/>
-              </w:rPr>
-              <w:t>{</w:t>
-            </w:r>
-          </w:p>
-          <w:p>
-            <w:pPr>
-              <w:spacing w:before="0" w:after="0"/>
-            </w:pPr>
-            <w:r>
-              <w:rPr>
-                <w:rFonts w:ascii="Consolas" w:hAnsi="Consolas"/>
-                <w:b w:val="0"/>
-                <w:i w:val="0"/>
-                <w:color w:val="1F2937"/>
-                <w:sz w:val="18"/>
-              </w:rPr>
-              <w:t xml:space="preserve">  "firstName":   "Tanaka",</w:t>
-            </w:r>
-          </w:p>
-          <w:p>
-            <w:pPr>
-              <w:spacing w:before="0" w:after="0"/>
-            </w:pPr>
-            <w:r>
-              <w:rPr>
-                <w:rFonts w:ascii="Consolas" w:hAnsi="Consolas"/>
-                <w:b w:val="0"/>
-                <w:i w:val="0"/>
-                <w:color w:val="1F2937"/>
-                <w:sz w:val="18"/>
-              </w:rPr>
-              <w:t xml:space="preserve">  "lastName":    "Moyo",</w:t>
-            </w:r>
-          </w:p>
-          <w:p>
-            <w:pPr>
-              <w:spacing w:before="0" w:after="0"/>
-            </w:pPr>
-            <w:r>
-              <w:rPr>
-                <w:rFonts w:ascii="Consolas" w:hAnsi="Consolas"/>
-                <w:b w:val="0"/>
-                <w:i w:val="0"/>
-                <w:color w:val="1F2937"/>
-                <w:sz w:val="18"/>
-              </w:rPr>
-              <w:t xml:space="preserve">  "phoneNumber": "+263771234567",</w:t>
-            </w:r>
-          </w:p>
-          <w:p>
-            <w:pPr>
-              <w:spacing w:before="0" w:after="0"/>
-            </w:pPr>
-            <w:r>
-              <w:rPr>
-                <w:rFonts w:ascii="Consolas" w:hAnsi="Consolas"/>
-                <w:b w:val="0"/>
-                <w:i w:val="0"/>
-                <w:color w:val="1F2937"/>
-                <w:sz w:val="18"/>
-              </w:rPr>
-              <w:t xml:space="preserve">  "country":     "Zimbabwe"</w:t>
-            </w:r>
-          </w:p>
-          <w:p>
-            <w:pPr>
-              <w:spacing w:before="0" w:after="0"/>
-            </w:pPr>
-            <w:r>
-              <w:rPr>
-                <w:rFonts w:ascii="Consolas" w:hAnsi="Consolas"/>
-                <w:b w:val="0"/>
-                <w:i w:val="0"/>
-                <w:color w:val="1F2937"/>
-                <w:sz w:val="18"/>
-              </w:rPr>
-              <w:t>}</w:t>
-            </w:r>
-          </w:p>
-        </w:tc>
-      </w:tr>
-    </w:tbl>
-    <w:p/>
-    <w:p>
-      <w:pPr>
-        <w:spacing w:after="120"/>
-      </w:pPr>
-      <w:r>
-        <w:rPr>
-          <w:rFonts w:ascii="Calibri" w:hAnsi="Calibri"/>
-          <w:b w:val="0"/>
-          <w:i w:val="0"/>
-          <w:color w:val="1F2937"/>
-          <w:sz w:val="21"/>
-        </w:rPr>
-        <w:t>Successful response (201 Created):</w:t>
-      </w:r>
-    </w:p>
-    <w:tbl>
-      <w:tblPr>
-        <w:tblW w:type="auto" w:w="0"/>
-        <w:tblLayout w:type="autofit"/>
-        <w:tblLook w:firstColumn="1" w:firstRow="1" w:lastColumn="0" w:lastRow="0" w:noHBand="0" w:noVBand="1" w:val="04A0"/>
-      </w:tblPr>
-      <w:tblGrid>
-        <w:gridCol w:w="9746"/>
-      </w:tblGrid>
-      <w:tr>
-        <w:tc>
-          <w:tcPr>
-            <w:tcW w:type="dxa" w:w="9746"/>
-            <w:shd w:fill="F3F4F6"/>
-          </w:tcPr>
-          <w:p>
-            <w:pPr>
-              <w:spacing w:before="0" w:after="0"/>
-            </w:pPr>
-            <w:r/>
-            <w:r>
-              <w:rPr>
-                <w:rFonts w:ascii="Consolas" w:hAnsi="Consolas"/>
-                <w:b w:val="0"/>
-                <w:i w:val="0"/>
-                <w:color w:val="1F2937"/>
-                <w:sz w:val="18"/>
-              </w:rPr>
-              <w:t>{</w:t>
-            </w:r>
-          </w:p>
-          <w:p>
-            <w:pPr>
-              <w:spacing w:before="0" w:after="0"/>
-            </w:pPr>
-            <w:r>
-              <w:rPr>
-                <w:rFonts w:ascii="Consolas" w:hAnsi="Consolas"/>
-                <w:b w:val="0"/>
-                <w:i w:val="0"/>
-                <w:color w:val="1F2937"/>
-                <w:sz w:val="18"/>
-              </w:rPr>
-              <w:t xml:space="preserve">  "code": "201 CREATED",</w:t>
-            </w:r>
-          </w:p>
-          <w:p>
-            <w:pPr>
-              <w:spacing w:before="0" w:after="0"/>
-            </w:pPr>
-            <w:r>
-              <w:rPr>
-                <w:rFonts w:ascii="Consolas" w:hAnsi="Consolas"/>
-                <w:b w:val="0"/>
-                <w:i w:val="0"/>
-                <w:color w:val="1F2937"/>
-                <w:sz w:val="18"/>
-              </w:rPr>
-              <w:t xml:space="preserve">  "message": "Registration successful.",</w:t>
-            </w:r>
-          </w:p>
-          <w:p>
-            <w:pPr>
-              <w:spacing w:before="0" w:after="0"/>
-            </w:pPr>
-            <w:r>
-              <w:rPr>
-                <w:rFonts w:ascii="Consolas" w:hAnsi="Consolas"/>
-                <w:b w:val="0"/>
-                <w:i w:val="0"/>
-                <w:color w:val="1F2937"/>
-                <w:sz w:val="18"/>
-              </w:rPr>
-              <w:t xml:space="preserve">  "data": {</w:t>
-            </w:r>
-          </w:p>
-          <w:p>
-            <w:pPr>
-              <w:spacing w:before="0" w:after="0"/>
-            </w:pPr>
-            <w:r>
-              <w:rPr>
-                <w:rFonts w:ascii="Consolas" w:hAnsi="Consolas"/>
-                <w:b w:val="0"/>
-                <w:i w:val="0"/>
-                <w:color w:val="1F2937"/>
-                <w:sz w:val="18"/>
-              </w:rPr>
-              <w:t xml:space="preserve">    "token":     "eyJhbGciOiJIUzI1NiJ9…",   // customer token, not the POS token</w:t>
-            </w:r>
-          </w:p>
-          <w:p>
-            <w:pPr>
-              <w:spacing w:before="0" w:after="0"/>
-            </w:pPr>
-            <w:r>
-              <w:rPr>
-                <w:rFonts w:ascii="Consolas" w:hAnsi="Consolas"/>
-                <w:b w:val="0"/>
-                <w:i w:val="0"/>
-                <w:color w:val="1F2937"/>
-                <w:sz w:val="18"/>
-              </w:rPr>
-              <w:t xml:space="preserve">    "roles":     ["CUSTOMER"],</w:t>
-            </w:r>
-          </w:p>
-          <w:p>
-            <w:pPr>
-              <w:spacing w:before="0" w:after="0"/>
-            </w:pPr>
-            <w:r>
-              <w:rPr>
-                <w:rFonts w:ascii="Consolas" w:hAnsi="Consolas"/>
-                <w:b w:val="0"/>
-                <w:i w:val="0"/>
-                <w:color w:val="1F2937"/>
-                <w:sz w:val="18"/>
-              </w:rPr>
-              <w:t xml:space="preserve">    "tier":      1,</w:t>
-            </w:r>
-          </w:p>
-          <w:p>
-            <w:pPr>
-              <w:spacing w:before="0" w:after="0"/>
-            </w:pPr>
-            <w:r>
-              <w:rPr>
-                <w:rFonts w:ascii="Consolas" w:hAnsi="Consolas"/>
-                <w:b w:val="0"/>
-                <w:i w:val="0"/>
-                <w:color w:val="1F2937"/>
-                <w:sz w:val="18"/>
-              </w:rPr>
-              <w:t xml:space="preserve">    "verified":  false,</w:t>
-            </w:r>
-          </w:p>
-          <w:p>
-            <w:pPr>
-              <w:spacing w:before="0" w:after="0"/>
-            </w:pPr>
-            <w:r>
-              <w:rPr>
-                <w:rFonts w:ascii="Consolas" w:hAnsi="Consolas"/>
-                <w:b w:val="0"/>
-                <w:i w:val="0"/>
-                <w:color w:val="1F2937"/>
-                <w:sz w:val="18"/>
-              </w:rPr>
-              <w:t xml:space="preserve">    "nextStep":  "Verify phone at /auth/otp/verify, then submit personal details at</w:t>
-            </w:r>
-          </w:p>
-          <w:p>
-            <w:pPr>
-              <w:spacing w:before="0" w:after="0"/>
-            </w:pPr>
-            <w:r>
-              <w:rPr>
-                <w:rFonts w:ascii="Consolas" w:hAnsi="Consolas"/>
-                <w:b w:val="0"/>
-                <w:i w:val="0"/>
-                <w:color w:val="1F2937"/>
-                <w:sz w:val="18"/>
-              </w:rPr>
-              <w:t xml:space="preserve">                 /auth/customer/register/tier2"</w:t>
-            </w:r>
-          </w:p>
-          <w:p>
-            <w:pPr>
-              <w:spacing w:before="0" w:after="0"/>
-            </w:pPr>
-            <w:r>
-              <w:rPr>
-                <w:rFonts w:ascii="Consolas" w:hAnsi="Consolas"/>
-                <w:b w:val="0"/>
-                <w:i w:val="0"/>
-                <w:color w:val="1F2937"/>
-                <w:sz w:val="18"/>
-              </w:rPr>
-              <w:t xml:space="preserve">  }</w:t>
-            </w:r>
-          </w:p>
-          <w:p>
-            <w:pPr>
-              <w:spacing w:before="0" w:after="0"/>
-            </w:pPr>
-            <w:r>
-              <w:rPr>
-                <w:rFonts w:ascii="Consolas" w:hAnsi="Consolas"/>
-                <w:b w:val="0"/>
-                <w:i w:val="0"/>
-                <w:color w:val="1F2937"/>
-                <w:sz w:val="18"/>
-              </w:rPr>
-              <w:t>}</w:t>
-            </w:r>
-          </w:p>
-        </w:tc>
-      </w:tr>
-    </w:tbl>
-    <w:p/>
-    <w:p>
-      <w:pPr>
-        <w:spacing w:after="120"/>
-      </w:pPr>
-      <w:r>
-        <w:rPr>
-          <w:rFonts w:ascii="Calibri" w:hAnsi="Calibri"/>
-          <w:b w:val="0"/>
-          <w:i w:val="0"/>
-          <w:color w:val="1F2937"/>
-          <w:sz w:val="21"/>
-        </w:rPr>
-        <w:t>The till does not have to do anything with the returned token — the customer's wallet is created the moment they're enrolled, and your subsequent shop-checkout calls reference them by phone number. The token is for when the customer downloads the InnBucks customer app.</w:t>
-      </w:r>
-    </w:p>
-    <w:p>
-      <w:pPr>
-        <w:spacing w:after="120"/>
-      </w:pPr>
-      <w:r>
-        <w:rPr>
-          <w:rFonts w:ascii="Calibri" w:hAnsi="Calibri"/>
-          <w:b w:val="0"/>
-          <w:i w:val="0"/>
-          <w:color w:val="1F2937"/>
-          <w:sz w:val="21"/>
-        </w:rPr>
-        <w:t>If the phone is already registered, you'll receive HTTP 400 with "Phone already registered". That's fine — skip straight to step 6.</w:t>
-      </w:r>
-    </w:p>
-    <w:p>
-      <w:pPr>
-        <w:pStyle w:val="Heading1"/>
-      </w:pPr>
-      <w:r>
-        <w:rPr>
-          <w:rFonts w:ascii="Calibri" w:hAnsi="Calibri"/>
-          <w:color w:val="1F2440"/>
-          <w:sz w:val="36"/>
-        </w:rPr>
-        <w:t>6. Per-sale: POST /payments/shop-checkout</w:t>
+        <w:t>3. Per-sale: POST /payments/shop-checkout</w:t>
       </w:r>
     </w:p>
     <w:p>
@@ -3154,7 +1591,7 @@
           <w:color w:val="1F2440"/>
           <w:sz w:val="26"/>
         </w:rPr>
-        <w:t>6.1 Request</w:t>
+        <w:t>3.1 Request</w:t>
       </w:r>
     </w:p>
     <w:tbl>
@@ -3611,7 +2048,7 @@
           <w:color w:val="1F2440"/>
           <w:sz w:val="26"/>
         </w:rPr>
-        <w:t>6.2 Response (200 OK)</w:t>
+        <w:t>3.2 Response (200 OK)</w:t>
       </w:r>
     </w:p>
     <w:tbl>
@@ -3914,7 +2351,7 @@
           <w:color w:val="1F2440"/>
           <w:sz w:val="26"/>
         </w:rPr>
-        <w:t>6.3 Failure responses</w:t>
+        <w:t>3.3 Failure responses</w:t>
       </w:r>
     </w:p>
     <w:p>
@@ -4384,7 +2821,7 @@
           <w:color w:val="1F2440"/>
           <w:sz w:val="36"/>
         </w:rPr>
-        <w:t>7. Voucher lifecycle</w:t>
+        <w:t>4. Voucher lifecycle at the till</w:t>
       </w:r>
     </w:p>
     <w:p>
@@ -4399,7 +2836,7 @@
           <w:color w:val="1F2937"/>
           <w:sz w:val="21"/>
         </w:rPr>
-        <w:t>Vouchers are how customers get one-off discounts (e.g. "$5 OFF main meal"). They can be issued by the merchant directly (CRM-style), earned automatically when a customer hits a points threshold, or distributed via a campaign code. At the till, your POS does two things with vouchers: list them and redeem them.</w:t>
+        <w:t>Vouchers are how customers get one-off discounts (e.g. "$5 OFF main meal"). At the till, your POS does two things with vouchers: list the ones a customer holds, and redeem the one they choose to apply.</w:t>
       </w:r>
     </w:p>
     <w:p>
@@ -4412,7 +2849,7 @@
           <w:color w:val="1F2440"/>
           <w:sz w:val="26"/>
         </w:rPr>
-        <w:t>7.1 List a customer's active vouchers</w:t>
+        <w:t>4.1 List a customer's active vouchers</w:t>
       </w:r>
     </w:p>
     <w:p>
@@ -4900,7 +3337,7 @@
           <w:color w:val="1F2440"/>
           <w:sz w:val="26"/>
         </w:rPr>
-        <w:t>7.2 Redeem a voucher at the till</w:t>
+        <w:t>4.2 Redeem a voucher at the till</w:t>
       </w:r>
     </w:p>
     <w:p>
@@ -5495,7 +3932,7 @@
           <w:color w:val="1F2440"/>
           <w:sz w:val="26"/>
         </w:rPr>
-        <w:t>7.3 QR-code redemption (alternative)</w:t>
+        <w:t>4.3 QR-code redemption (alternative)</w:t>
       </w:r>
     </w:p>
     <w:p>
@@ -5653,188 +4090,6 @@
       </w:r>
     </w:p>
     <w:p>
-      <w:pPr>
-        <w:pStyle w:val="Heading2"/>
-      </w:pPr>
-      <w:r>
-        <w:rPr>
-          <w:rFonts w:ascii="Calibri" w:hAnsi="Calibri"/>
-          <w:color w:val="1F2440"/>
-          <w:sz w:val="26"/>
-        </w:rPr>
-        <w:t>7.4 Direct voucher issuance (CRM)</w:t>
-      </w:r>
-    </w:p>
-    <w:p>
-      <w:pPr>
-        <w:spacing w:after="120"/>
-      </w:pPr>
-      <w:r>
-        <w:rPr>
-          <w:rFonts w:ascii="Calibri" w:hAnsi="Calibri"/>
-          <w:b w:val="0"/>
-          <w:i w:val="0"/>
-          <w:color w:val="1F2937"/>
-          <w:sz w:val="21"/>
-        </w:rPr>
-        <w:t>If you want to gift a specific customer a one-off voucher (apology, retention, VIP), issue one from an existing template at MERCHANT_ADMIN level:</w:t>
-      </w:r>
-    </w:p>
-    <w:tbl>
-      <w:tblPr>
-        <w:tblW w:type="auto" w:w="0"/>
-        <w:tblLayout w:type="autofit"/>
-        <w:tblLook w:firstColumn="1" w:firstRow="1" w:lastColumn="0" w:lastRow="0" w:noHBand="0" w:noVBand="1" w:val="04A0"/>
-      </w:tblPr>
-      <w:tblGrid>
-        <w:gridCol w:w="9746"/>
-      </w:tblGrid>
-      <w:tr>
-        <w:tc>
-          <w:tcPr>
-            <w:tcW w:type="dxa" w:w="9746"/>
-            <w:shd w:fill="F3F4F6"/>
-          </w:tcPr>
-          <w:p>
-            <w:pPr>
-              <w:spacing w:before="0" w:after="0"/>
-            </w:pPr>
-            <w:r/>
-            <w:r>
-              <w:rPr>
-                <w:rFonts w:ascii="Consolas" w:hAnsi="Consolas"/>
-                <w:b w:val="0"/>
-                <w:i w:val="0"/>
-                <w:color w:val="1F2937"/>
-                <w:sz w:val="18"/>
-              </w:rPr>
-              <w:t>POST https://dtx.innbucks.co.zw/loyalty/vouchers/issue</w:t>
-            </w:r>
-          </w:p>
-          <w:p>
-            <w:pPr>
-              <w:spacing w:before="0" w:after="0"/>
-            </w:pPr>
-            <w:r>
-              <w:rPr>
-                <w:rFonts w:ascii="Consolas" w:hAnsi="Consolas"/>
-                <w:b w:val="0"/>
-                <w:i w:val="0"/>
-                <w:color w:val="1F2937"/>
-                <w:sz w:val="18"/>
-              </w:rPr>
-              <w:t>Authorization: Bearer &lt;MERCHANT_ADMIN token&gt;</w:t>
-            </w:r>
-          </w:p>
-          <w:p>
-            <w:pPr>
-              <w:spacing w:before="0" w:after="0"/>
-            </w:pPr>
-            <w:r>
-              <w:rPr>
-                <w:rFonts w:ascii="Consolas" w:hAnsi="Consolas"/>
-                <w:b w:val="0"/>
-                <w:i w:val="0"/>
-                <w:color w:val="1F2937"/>
-                <w:sz w:val="18"/>
-              </w:rPr>
-            </w:r>
-          </w:p>
-          <w:p>
-            <w:pPr>
-              <w:spacing w:before="0" w:after="0"/>
-            </w:pPr>
-            <w:r>
-              <w:rPr>
-                <w:rFonts w:ascii="Consolas" w:hAnsi="Consolas"/>
-                <w:b w:val="0"/>
-                <w:i w:val="0"/>
-                <w:color w:val="1F2937"/>
-                <w:sz w:val="18"/>
-              </w:rPr>
-              <w:t>{</w:t>
-            </w:r>
-          </w:p>
-          <w:p>
-            <w:pPr>
-              <w:spacing w:before="0" w:after="0"/>
-            </w:pPr>
-            <w:r>
-              <w:rPr>
-                <w:rFonts w:ascii="Consolas" w:hAnsi="Consolas"/>
-                <w:b w:val="0"/>
-                <w:i w:val="0"/>
-                <w:color w:val="1F2937"/>
-                <w:sz w:val="18"/>
-              </w:rPr>
-              <w:t xml:space="preserve">  "templateId":  "11111111-2222-3333-4444-555555555555",</w:t>
-            </w:r>
-          </w:p>
-          <w:p>
-            <w:pPr>
-              <w:spacing w:before="0" w:after="0"/>
-            </w:pPr>
-            <w:r>
-              <w:rPr>
-                <w:rFonts w:ascii="Consolas" w:hAnsi="Consolas"/>
-                <w:b w:val="0"/>
-                <w:i w:val="0"/>
-                <w:color w:val="1F2937"/>
-                <w:sz w:val="18"/>
-              </w:rPr>
-              <w:t xml:space="preserve">  "phoneNumber": "+263771234567",       // optional — leave null for unassigned</w:t>
-            </w:r>
-          </w:p>
-          <w:p>
-            <w:pPr>
-              <w:spacing w:before="0" w:after="0"/>
-            </w:pPr>
-            <w:r>
-              <w:rPr>
-                <w:rFonts w:ascii="Consolas" w:hAnsi="Consolas"/>
-                <w:b w:val="0"/>
-                <w:i w:val="0"/>
-                <w:color w:val="1F2937"/>
-                <w:sz w:val="18"/>
-              </w:rPr>
-              <w:t xml:space="preserve">  "note":        "Goodwill replacement for order #4892"</w:t>
-            </w:r>
-          </w:p>
-          <w:p>
-            <w:pPr>
-              <w:spacing w:before="0" w:after="0"/>
-            </w:pPr>
-            <w:r>
-              <w:rPr>
-                <w:rFonts w:ascii="Consolas" w:hAnsi="Consolas"/>
-                <w:b w:val="0"/>
-                <w:i w:val="0"/>
-                <w:color w:val="1F2937"/>
-                <w:sz w:val="18"/>
-              </w:rPr>
-              <w:t>}</w:t>
-            </w:r>
-          </w:p>
-        </w:tc>
-      </w:tr>
-    </w:tbl>
-    <w:p/>
-    <w:p>
-      <w:pPr>
-        <w:spacing w:after="120"/>
-      </w:pPr>
-      <w:r>
-        <w:rPr>
-          <w:rFonts w:ascii="Calibri" w:hAnsi="Calibri"/>
-          <w:b w:val="0"/>
-          <w:i w:val="0"/>
-          <w:color w:val="1F2937"/>
-          <w:sz w:val="21"/>
-        </w:rPr>
-        <w:t>Response carries the voucher code and an expiresAt — share the code with the customer over SMS/WhatsApp; they can then redeem it via §7.2 like any other voucher.</w:t>
-      </w:r>
-    </w:p>
-    <w:p>
       <w:r>
         <w:br w:type="page"/>
       </w:r>
@@ -5849,7 +4104,7 @@
           <w:color w:val="1F2440"/>
           <w:sz w:val="36"/>
         </w:rPr>
-        <w:t>8. Customer wallet lookup</w:t>
+        <w:t>5. Customer wallet lookup</w:t>
       </w:r>
     </w:p>
     <w:p>
@@ -6099,7 +4354,7 @@
           <w:color w:val="1F2937"/>
           <w:sz w:val="21"/>
         </w:rPr>
-        <w:t>This endpoint requires a CUSTOMER token (so the customer's own app must be the caller; SHOP_ADMIN cannot read other people's wallets via /me). For a till-side balance check, use the voucher-list endpoint in §7.1 instead — it returns the customer's active vouchers and is enough information for the cashier to compute the maximum points the customer could redeem.</w:t>
+        <w:t>This endpoint requires a CUSTOMER token (so the customer's own app must be the caller; SHOP_ADMIN cannot read other people's wallets via /me). For a till-side balance check, use the voucher-list endpoint in §4.1 instead — it returns the customer's active vouchers and is enough information for the cashier to compute the maximum points the customer could redeem.</w:t>
       </w:r>
     </w:p>
     <w:p>
@@ -6112,7 +4367,7 @@
           <w:color w:val="1F2440"/>
           <w:sz w:val="36"/>
         </w:rPr>
-        <w:t>9. Error handling — what to do per status code</w:t>
+        <w:t>6. Error handling — what to do per status code</w:t>
       </w:r>
     </w:p>
     <w:p>
@@ -6737,7 +4992,7 @@
           <w:color w:val="1F2440"/>
           <w:sz w:val="36"/>
         </w:rPr>
-        <w:t>10. End-to-end example</w:t>
+        <w:t>7. End-to-end example</w:t>
       </w:r>
     </w:p>
     <w:p>
@@ -6752,7 +5007,7 @@
           <w:color w:val="1F2937"/>
           <w:sz w:val="21"/>
         </w:rPr>
-        <w:t>Tanaka (phone +263771234567) walks into the Avondale branch of Chicken Inn for the first time, orders a $15 main meal, and uses a $5 voucher she got via SMS. This is every call the POS makes, in order.</w:t>
+        <w:t>Tanaka (phone +263771234567) — already enrolled on the platform — comes through your till, orders a $15 main meal, and uses a $5 voucher she'd earned previously. This is every call the POS makes, in order.</w:t>
       </w:r>
     </w:p>
     <w:p>
@@ -6843,100 +5098,7 @@
           <w:color w:val="1F2440"/>
           <w:sz w:val="22"/>
         </w:rPr>
-        <w:t>Step 2 — Tanaka is new; enrol her</w:t>
-      </w:r>
-    </w:p>
-    <w:tbl>
-      <w:tblPr>
-        <w:tblW w:type="auto" w:w="0"/>
-        <w:tblLayout w:type="autofit"/>
-        <w:tblLook w:firstColumn="1" w:firstRow="1" w:lastColumn="0" w:lastRow="0" w:noHBand="0" w:noVBand="1" w:val="04A0"/>
-      </w:tblPr>
-      <w:tblGrid>
-        <w:gridCol w:w="9746"/>
-      </w:tblGrid>
-      <w:tr>
-        <w:tc>
-          <w:tcPr>
-            <w:tcW w:type="dxa" w:w="9746"/>
-            <w:shd w:fill="F3F4F6"/>
-          </w:tcPr>
-          <w:p>
-            <w:pPr>
-              <w:spacing w:before="0" w:after="0"/>
-            </w:pPr>
-            <w:r/>
-            <w:r>
-              <w:rPr>
-                <w:rFonts w:ascii="Consolas" w:hAnsi="Consolas"/>
-                <w:b w:val="0"/>
-                <w:i w:val="0"/>
-                <w:color w:val="1F2937"/>
-                <w:sz w:val="18"/>
-              </w:rPr>
-              <w:t>POST https://dtx.innbucks.co.zw/auth/customer/register</w:t>
-            </w:r>
-          </w:p>
-          <w:p>
-            <w:pPr>
-              <w:spacing w:before="0" w:after="0"/>
-            </w:pPr>
-            <w:r>
-              <w:rPr>
-                <w:rFonts w:ascii="Consolas" w:hAnsi="Consolas"/>
-                <w:b w:val="0"/>
-                <w:i w:val="0"/>
-                <w:color w:val="1F2937"/>
-                <w:sz w:val="18"/>
-              </w:rPr>
-              <w:t>{ "firstName": "Tanaka", "lastName": "Moyo",</w:t>
-            </w:r>
-          </w:p>
-          <w:p>
-            <w:pPr>
-              <w:spacing w:before="0" w:after="0"/>
-            </w:pPr>
-            <w:r>
-              <w:rPr>
-                <w:rFonts w:ascii="Consolas" w:hAnsi="Consolas"/>
-                <w:b w:val="0"/>
-                <w:i w:val="0"/>
-                <w:color w:val="1F2937"/>
-                <w:sz w:val="18"/>
-              </w:rPr>
-              <w:t xml:space="preserve">  "phoneNumber": "+263771234567", "country": "Zimbabwe" }</w:t>
-            </w:r>
-          </w:p>
-          <w:p>
-            <w:pPr>
-              <w:spacing w:before="0" w:after="0"/>
-            </w:pPr>
-            <w:r>
-              <w:rPr>
-                <w:rFonts w:ascii="Consolas" w:hAnsi="Consolas"/>
-                <w:b w:val="0"/>
-                <w:i w:val="0"/>
-                <w:color w:val="1F2937"/>
-                <w:sz w:val="18"/>
-              </w:rPr>
-              <w:t>→ 201 Created</w:t>
-            </w:r>
-          </w:p>
-        </w:tc>
-      </w:tr>
-    </w:tbl>
-    <w:p/>
-    <w:p>
-      <w:pPr>
-        <w:pStyle w:val="Heading3"/>
-      </w:pPr>
-      <w:r>
-        <w:rPr>
-          <w:rFonts w:ascii="Calibri" w:hAnsi="Calibri"/>
-          <w:color w:val="1F2440"/>
-          <w:sz w:val="22"/>
-        </w:rPr>
-        <w:t>Step 3 — List her active vouchers</w:t>
+        <w:t>Step 2 — Cashier asks for the phone, lists her active vouchers</w:t>
       </w:r>
     </w:p>
     <w:tbl>
@@ -7014,7 +5176,7 @@
           <w:color w:val="1F2440"/>
           <w:sz w:val="22"/>
         </w:rPr>
-        <w:t>Step 4 — Redeem the $5 voucher she chose</w:t>
+        <w:t>Step 3 — Redeem the $5 voucher she chose</w:t>
       </w:r>
     </w:p>
     <w:tbl>
@@ -7092,7 +5254,7 @@
           <w:color w:val="1F2440"/>
           <w:sz w:val="22"/>
         </w:rPr>
-        <w:t>Step 5 — Post the sale ($15 − $5 = $10)</w:t>
+        <w:t>Step 4 — Post the sale ($15 − $5 = $10)</w:t>
       </w:r>
     </w:p>
     <w:tbl>
@@ -7168,7 +5330,7 @@
                 <w:color w:val="1F2937"/>
                 <w:sz w:val="18"/>
               </w:rPr>
-              <w:t>→ 200 OK, pointsEarned 12.5000, walletBalanceAfter 12.5000,</w:t>
+              <w:t>→ 200 OK, pointsEarned 12.5000, walletBalanceAfter (existing + 12.5000),</w:t>
             </w:r>
           </w:p>
           <w:p>
@@ -7200,7 +5362,7 @@
           <w:color w:val="1F2440"/>
           <w:sz w:val="22"/>
         </w:rPr>
-        <w:t>Step 6 — Print the receipt</w:t>
+        <w:t>Step 5 — Print the receipt</w:t>
       </w:r>
     </w:p>
     <w:p>
@@ -7215,7 +5377,7 @@
           <w:color w:val="1F2937"/>
           <w:sz w:val="21"/>
         </w:rPr>
-        <w:t>Print: subtotal $15.00 · voucher discount −$5.00 · paid $10.00 · points earned 12.50 · balance 12.50 · ref SHOP-7c9e6679-… Reuse the same reference if you ever need to void / reverse the sale (a future API).</w:t>
+        <w:t>Print: subtotal $15.00 · voucher discount −$5.00 · paid $10.00 · points earned 12.50 · balance (her new total) · ref SHOP-7c9e6679-… Reuse the same reference if you ever need to void / reverse the sale (a future API).</w:t>
       </w:r>
     </w:p>
     <w:p>
@@ -7228,7 +5390,7 @@
           <w:color w:val="1F2440"/>
           <w:sz w:val="36"/>
         </w:rPr>
-        <w:t>11. Base URL and rate limits</w:t>
+        <w:t>8. Base URL and rate limits</w:t>
       </w:r>
     </w:p>
     <w:p>
@@ -7306,7 +5468,7 @@
           <w:color w:val="1F2440"/>
           <w:sz w:val="36"/>
         </w:rPr>
-        <w:t>12. Support</w:t>
+        <w:t>9. Support</w:t>
       </w:r>
     </w:p>
     <w:p>
